--- a/work/r8/TMHCC_Media_Combined_Summary_of_Changes_FINAL.docx
+++ b/work/r8/TMHCC_Media_Combined_Summary_of_Changes_FINAL.docx
@@ -4598,7 +4598,7 @@
                 <w:color w:val="212121"/>
                 <w:sz w:val="18"/>
               </w:rPr>
-              <w:t>New extension ‘Money – Touring and Entertainment Activities’</w:t>
+              <w:t>New – two Schedule sub-limits: ‘Money – Premises’ and ‘Money – Touring, Festivals and Events’</w:t>
             </w:r>
           </w:p>
         </w:tc>
